--- a/skilltest-document.docx
+++ b/skilltest-document.docx
@@ -12,17 +12,48 @@
         <w:rPr>
           <w:lang w:val="en-IN"/>
         </w:rPr>
-        <w:t>Create Dockerfile in each respective d</w:t>
-      </w:r>
-      <w:r>
-        <w:rPr>
-          <w:lang w:val="en-IN"/>
-        </w:rPr>
-        <w:t xml:space="preserve">irectory for all four service, and docker-compose.yml file in the root. </w:t>
-      </w:r>
-    </w:p>
-    <w:p>
-      <w:r>
+        <w:t xml:space="preserve">Create </w:t>
+      </w:r>
+      <w:proofErr w:type="spellStart"/>
+      <w:r>
+        <w:rPr>
+          <w:lang w:val="en-IN"/>
+        </w:rPr>
+        <w:t>Dockerfile</w:t>
+      </w:r>
+      <w:proofErr w:type="spellEnd"/>
+      <w:r>
+        <w:rPr>
+          <w:lang w:val="en-IN"/>
+        </w:rPr>
+        <w:t xml:space="preserve"> in each respective d</w:t>
+      </w:r>
+      <w:r>
+        <w:rPr>
+          <w:lang w:val="en-IN"/>
+        </w:rPr>
+        <w:t>irectory for all four service, and docker-</w:t>
+      </w:r>
+      <w:proofErr w:type="spellStart"/>
+      <w:r>
+        <w:rPr>
+          <w:lang w:val="en-IN"/>
+        </w:rPr>
+        <w:t>compose.yml</w:t>
+      </w:r>
+      <w:proofErr w:type="spellEnd"/>
+      <w:r>
+        <w:rPr>
+          <w:lang w:val="en-IN"/>
+        </w:rPr>
+        <w:t xml:space="preserve"> file in the root. </w:t>
+      </w:r>
+    </w:p>
+    <w:p>
+      <w:r>
+        <w:rPr>
+          <w:noProof/>
+        </w:rPr>
         <w:drawing>
           <wp:inline distT="0" distB="0" distL="0" distR="0" wp14:anchorId="3C01FF51" wp14:editId="63EF0128">
             <wp:extent cx="5760720" cy="2118360"/>
@@ -75,6 +106,9 @@
     </w:p>
     <w:p>
       <w:r>
+        <w:rPr>
+          <w:noProof/>
+        </w:rPr>
         <w:drawing>
           <wp:inline distT="0" distB="0" distL="0" distR="0" wp14:anchorId="12E767AE" wp14:editId="6183FD9E">
             <wp:extent cx="5760720" cy="1264920"/>
@@ -140,8 +174,11 @@
     </w:p>
     <w:p>
       <w:r>
+        <w:rPr>
+          <w:noProof/>
+        </w:rPr>
         <w:drawing>
-          <wp:inline distT="0" distB="0" distL="0" distR="0" wp14:anchorId="5A1840A5" wp14:editId="78ABD706">
+          <wp:inline distT="0" distB="0" distL="0" distR="0" wp14:anchorId="5A1840A5" wp14:editId="309B9811">
             <wp:extent cx="5760720" cy="2097405"/>
             <wp:effectExtent l="0" t="0" r="0" b="0"/>
             <wp:docPr id="1723884406" name="Grafik 6"/>
@@ -192,6 +229,9 @@
     </w:p>
     <w:p>
       <w:r>
+        <w:rPr>
+          <w:noProof/>
+        </w:rPr>
         <w:drawing>
           <wp:inline distT="0" distB="0" distL="0" distR="0" wp14:anchorId="6E0423ED" wp14:editId="1F4822FF">
             <wp:extent cx="5760720" cy="2144395"/>
@@ -258,6 +298,7 @@
       </w:pPr>
       <w:r>
         <w:rPr>
+          <w:noProof/>
           <w:lang w:val="en-IN"/>
         </w:rPr>
         <w:drawing>
@@ -304,10 +345,21 @@
         </w:rPr>
       </w:pPr>
       <w:r>
+        <w:rPr>
+          <w:noProof/>
+        </w:rPr>
         <w:drawing>
-          <wp:inline distT="0" distB="0" distL="0" distR="0" wp14:anchorId="6FC93C3C" wp14:editId="1DEF1957">
+          <wp:anchor distT="0" distB="0" distL="114300" distR="114300" simplePos="0" relativeHeight="251658240" behindDoc="0" locked="0" layoutInCell="1" allowOverlap="1" wp14:anchorId="6FC93C3C" wp14:editId="1A5ED4A7">
+            <wp:simplePos x="899160" y="4305300"/>
+            <wp:positionH relativeFrom="column">
+              <wp:align>left</wp:align>
+            </wp:positionH>
+            <wp:positionV relativeFrom="paragraph">
+              <wp:align>top</wp:align>
+            </wp:positionV>
             <wp:extent cx="5760720" cy="3257550"/>
             <wp:effectExtent l="0" t="0" r="0" b="0"/>
+            <wp:wrapSquare wrapText="bothSides"/>
             <wp:docPr id="1500678861" name="Grafik 10"/>
             <wp:cNvGraphicFramePr>
               <a:graphicFrameLocks xmlns:a="http://schemas.openxmlformats.org/drawingml/2006/main" noChangeAspect="1"/>
@@ -350,9 +402,387 @@
                 </pic:pic>
               </a:graphicData>
             </a:graphic>
+          </wp:anchor>
+        </w:drawing>
+      </w:r>
+      <w:r>
+        <w:rPr>
+          <w:lang w:val="en-IN"/>
+        </w:rPr>
+        <w:t xml:space="preserve">creating </w:t>
+      </w:r>
+      <w:proofErr w:type="spellStart"/>
+      <w:r>
+        <w:rPr>
+          <w:lang w:val="en-IN"/>
+        </w:rPr>
+        <w:t>eks</w:t>
+      </w:r>
+      <w:proofErr w:type="spellEnd"/>
+      <w:r>
+        <w:rPr>
+          <w:lang w:val="en-IN"/>
+        </w:rPr>
+        <w:t xml:space="preserve"> cluster, </w:t>
+      </w:r>
+    </w:p>
+    <w:p>
+      <w:pPr>
+        <w:rPr>
+          <w:lang w:val="en-IN"/>
+        </w:rPr>
+      </w:pPr>
+      <w:r>
+        <w:rPr>
+          <w:lang w:val="en-IN"/>
+        </w:rPr>
+        <w:drawing>
+          <wp:inline distT="0" distB="0" distL="0" distR="0" wp14:anchorId="34CF582B" wp14:editId="1A629201">
+            <wp:extent cx="5760720" cy="1290955"/>
+            <wp:effectExtent l="0" t="0" r="0" b="4445"/>
+            <wp:docPr id="1965704684" name="Grafik 1"/>
+            <wp:cNvGraphicFramePr>
+              <a:graphicFrameLocks xmlns:a="http://schemas.openxmlformats.org/drawingml/2006/main" noChangeAspect="1"/>
+            </wp:cNvGraphicFramePr>
+            <a:graphic xmlns:a="http://schemas.openxmlformats.org/drawingml/2006/main">
+              <a:graphicData uri="http://schemas.openxmlformats.org/drawingml/2006/picture">
+                <pic:pic xmlns:pic="http://schemas.openxmlformats.org/drawingml/2006/picture">
+                  <pic:nvPicPr>
+                    <pic:cNvPr id="1965704684" name=""/>
+                    <pic:cNvPicPr/>
+                  </pic:nvPicPr>
+                  <pic:blipFill>
+                    <a:blip r:embed="rId10"/>
+                    <a:stretch>
+                      <a:fillRect/>
+                    </a:stretch>
+                  </pic:blipFill>
+                  <pic:spPr>
+                    <a:xfrm>
+                      <a:off x="0" y="0"/>
+                      <a:ext cx="5760720" cy="1290955"/>
+                    </a:xfrm>
+                    <a:prstGeom prst="rect">
+                      <a:avLst/>
+                    </a:prstGeom>
+                  </pic:spPr>
+                </pic:pic>
+              </a:graphicData>
+            </a:graphic>
           </wp:inline>
         </w:drawing>
       </w:r>
+      <w:r>
+        <w:rPr>
+          <w:lang w:val="en-IN"/>
+        </w:rPr>
+        <w:br w:type="textWrapping" w:clear="all"/>
+      </w:r>
+    </w:p>
+    <w:p>
+      <w:pPr>
+        <w:rPr>
+          <w:lang w:val="en-IN"/>
+        </w:rPr>
+      </w:pPr>
+    </w:p>
+    <w:p>
+      <w:pPr>
+        <w:rPr>
+          <w:lang w:val="en-IN"/>
+        </w:rPr>
+      </w:pPr>
+      <w:r>
+        <w:rPr>
+          <w:lang w:val="en-IN"/>
+        </w:rPr>
+        <w:lastRenderedPageBreak/>
+        <w:t>Installing pre-request, nginx controller</w:t>
+      </w:r>
+    </w:p>
+    <w:p>
+      <w:pPr>
+        <w:rPr>
+          <w:lang w:val="en-IN"/>
+        </w:rPr>
+      </w:pPr>
+      <w:r>
+        <w:rPr>
+          <w:lang w:val="en-IN"/>
+        </w:rPr>
+        <w:drawing>
+          <wp:inline distT="0" distB="0" distL="0" distR="0" wp14:anchorId="31DF4816" wp14:editId="1112A3CA">
+            <wp:extent cx="5760720" cy="2264410"/>
+            <wp:effectExtent l="0" t="0" r="0" b="2540"/>
+            <wp:docPr id="1139011300" name="Grafik 1"/>
+            <wp:cNvGraphicFramePr>
+              <a:graphicFrameLocks xmlns:a="http://schemas.openxmlformats.org/drawingml/2006/main" noChangeAspect="1"/>
+            </wp:cNvGraphicFramePr>
+            <a:graphic xmlns:a="http://schemas.openxmlformats.org/drawingml/2006/main">
+              <a:graphicData uri="http://schemas.openxmlformats.org/drawingml/2006/picture">
+                <pic:pic xmlns:pic="http://schemas.openxmlformats.org/drawingml/2006/picture">
+                  <pic:nvPicPr>
+                    <pic:cNvPr id="1139011300" name=""/>
+                    <pic:cNvPicPr/>
+                  </pic:nvPicPr>
+                  <pic:blipFill>
+                    <a:blip r:embed="rId11"/>
+                    <a:stretch>
+                      <a:fillRect/>
+                    </a:stretch>
+                  </pic:blipFill>
+                  <pic:spPr>
+                    <a:xfrm>
+                      <a:off x="0" y="0"/>
+                      <a:ext cx="5760720" cy="2264410"/>
+                    </a:xfrm>
+                    <a:prstGeom prst="rect">
+                      <a:avLst/>
+                    </a:prstGeom>
+                  </pic:spPr>
+                </pic:pic>
+              </a:graphicData>
+            </a:graphic>
+          </wp:inline>
+        </w:drawing>
+      </w:r>
+    </w:p>
+    <w:p>
+      <w:pPr>
+        <w:rPr>
+          <w:lang w:val="en-IN"/>
+        </w:rPr>
+      </w:pPr>
+    </w:p>
+    <w:p>
+      <w:pPr>
+        <w:rPr>
+          <w:lang w:val="en-IN"/>
+        </w:rPr>
+      </w:pPr>
+      <w:r>
+        <w:rPr>
+          <w:lang w:val="en-IN"/>
+        </w:rPr>
+        <w:t>Deploying namespace</w:t>
+      </w:r>
+    </w:p>
+    <w:p>
+      <w:pPr>
+        <w:rPr>
+          <w:lang w:val="en-IN"/>
+        </w:rPr>
+      </w:pPr>
+      <w:r>
+        <w:rPr>
+          <w:lang w:val="en-IN"/>
+        </w:rPr>
+        <w:drawing>
+          <wp:inline distT="0" distB="0" distL="0" distR="0" wp14:anchorId="0696BA4D" wp14:editId="5F75BDB0">
+            <wp:extent cx="4473328" cy="1653683"/>
+            <wp:effectExtent l="0" t="0" r="3810" b="3810"/>
+            <wp:docPr id="259957907" name="Grafik 1"/>
+            <wp:cNvGraphicFramePr>
+              <a:graphicFrameLocks xmlns:a="http://schemas.openxmlformats.org/drawingml/2006/main" noChangeAspect="1"/>
+            </wp:cNvGraphicFramePr>
+            <a:graphic xmlns:a="http://schemas.openxmlformats.org/drawingml/2006/main">
+              <a:graphicData uri="http://schemas.openxmlformats.org/drawingml/2006/picture">
+                <pic:pic xmlns:pic="http://schemas.openxmlformats.org/drawingml/2006/picture">
+                  <pic:nvPicPr>
+                    <pic:cNvPr id="259957907" name=""/>
+                    <pic:cNvPicPr/>
+                  </pic:nvPicPr>
+                  <pic:blipFill>
+                    <a:blip r:embed="rId12"/>
+                    <a:stretch>
+                      <a:fillRect/>
+                    </a:stretch>
+                  </pic:blipFill>
+                  <pic:spPr>
+                    <a:xfrm>
+                      <a:off x="0" y="0"/>
+                      <a:ext cx="4473328" cy="1653683"/>
+                    </a:xfrm>
+                    <a:prstGeom prst="rect">
+                      <a:avLst/>
+                    </a:prstGeom>
+                  </pic:spPr>
+                </pic:pic>
+              </a:graphicData>
+            </a:graphic>
+          </wp:inline>
+        </w:drawing>
+      </w:r>
+    </w:p>
+    <w:p>
+      <w:pPr>
+        <w:rPr>
+          <w:lang w:val="en-IN"/>
+        </w:rPr>
+      </w:pPr>
+    </w:p>
+    <w:p>
+      <w:pPr>
+        <w:rPr>
+          <w:lang w:val="en-IN"/>
+        </w:rPr>
+      </w:pPr>
+      <w:r>
+        <w:rPr>
+          <w:lang w:val="en-IN"/>
+        </w:rPr>
+        <w:t xml:space="preserve">Deploying all micro-services deployment and service files. </w:t>
+      </w:r>
+    </w:p>
+    <w:p>
+      <w:pPr>
+        <w:rPr>
+          <w:lang w:val="en-IN"/>
+        </w:rPr>
+      </w:pPr>
+      <w:r>
+        <w:rPr>
+          <w:lang w:val="en-IN"/>
+        </w:rPr>
+        <w:drawing>
+          <wp:inline distT="0" distB="0" distL="0" distR="0" wp14:anchorId="6B050265" wp14:editId="5E5B418F">
+            <wp:extent cx="5760720" cy="2169160"/>
+            <wp:effectExtent l="0" t="0" r="0" b="2540"/>
+            <wp:docPr id="2114027663" name="Grafik 1"/>
+            <wp:cNvGraphicFramePr>
+              <a:graphicFrameLocks xmlns:a="http://schemas.openxmlformats.org/drawingml/2006/main" noChangeAspect="1"/>
+            </wp:cNvGraphicFramePr>
+            <a:graphic xmlns:a="http://schemas.openxmlformats.org/drawingml/2006/main">
+              <a:graphicData uri="http://schemas.openxmlformats.org/drawingml/2006/picture">
+                <pic:pic xmlns:pic="http://schemas.openxmlformats.org/drawingml/2006/picture">
+                  <pic:nvPicPr>
+                    <pic:cNvPr id="2114027663" name=""/>
+                    <pic:cNvPicPr/>
+                  </pic:nvPicPr>
+                  <pic:blipFill>
+                    <a:blip r:embed="rId13"/>
+                    <a:stretch>
+                      <a:fillRect/>
+                    </a:stretch>
+                  </pic:blipFill>
+                  <pic:spPr>
+                    <a:xfrm>
+                      <a:off x="0" y="0"/>
+                      <a:ext cx="5760720" cy="2169160"/>
+                    </a:xfrm>
+                    <a:prstGeom prst="rect">
+                      <a:avLst/>
+                    </a:prstGeom>
+                  </pic:spPr>
+                </pic:pic>
+              </a:graphicData>
+            </a:graphic>
+          </wp:inline>
+        </w:drawing>
+      </w:r>
+    </w:p>
+    <w:p>
+      <w:pPr>
+        <w:rPr>
+          <w:lang w:val="en-IN"/>
+        </w:rPr>
+      </w:pPr>
+    </w:p>
+    <w:p>
+      <w:pPr>
+        <w:rPr>
+          <w:lang w:val="en-IN"/>
+        </w:rPr>
+      </w:pPr>
+    </w:p>
+    <w:p>
+      <w:pPr>
+        <w:rPr>
+          <w:lang w:val="en-IN"/>
+        </w:rPr>
+      </w:pPr>
+    </w:p>
+    <w:p>
+      <w:pPr>
+        <w:rPr>
+          <w:lang w:val="en-IN"/>
+        </w:rPr>
+      </w:pPr>
+      <w:r>
+        <w:rPr>
+          <w:lang w:val="en-IN"/>
+        </w:rPr>
+        <w:lastRenderedPageBreak/>
+        <w:t xml:space="preserve">Deploying ingress </w:t>
+      </w:r>
+      <w:proofErr w:type="spellStart"/>
+      <w:r>
+        <w:rPr>
+          <w:lang w:val="en-IN"/>
+        </w:rPr>
+        <w:t>yml</w:t>
+      </w:r>
+      <w:proofErr w:type="spellEnd"/>
+      <w:r>
+        <w:rPr>
+          <w:lang w:val="en-IN"/>
+        </w:rPr>
+        <w:t xml:space="preserve"> file </w:t>
+      </w:r>
+    </w:p>
+    <w:p>
+      <w:pPr>
+        <w:rPr>
+          <w:lang w:val="en-IN"/>
+        </w:rPr>
+      </w:pPr>
+      <w:r>
+        <w:rPr>
+          <w:lang w:val="en-IN"/>
+        </w:rPr>
+        <w:drawing>
+          <wp:inline distT="0" distB="0" distL="0" distR="0" wp14:anchorId="6CD2E384" wp14:editId="3FC4FD4D">
+            <wp:extent cx="5760720" cy="527050"/>
+            <wp:effectExtent l="0" t="0" r="0" b="6350"/>
+            <wp:docPr id="946256914" name="Grafik 1"/>
+            <wp:cNvGraphicFramePr>
+              <a:graphicFrameLocks xmlns:a="http://schemas.openxmlformats.org/drawingml/2006/main" noChangeAspect="1"/>
+            </wp:cNvGraphicFramePr>
+            <a:graphic xmlns:a="http://schemas.openxmlformats.org/drawingml/2006/main">
+              <a:graphicData uri="http://schemas.openxmlformats.org/drawingml/2006/picture">
+                <pic:pic xmlns:pic="http://schemas.openxmlformats.org/drawingml/2006/picture">
+                  <pic:nvPicPr>
+                    <pic:cNvPr id="946256914" name=""/>
+                    <pic:cNvPicPr/>
+                  </pic:nvPicPr>
+                  <pic:blipFill>
+                    <a:blip r:embed="rId14"/>
+                    <a:stretch>
+                      <a:fillRect/>
+                    </a:stretch>
+                  </pic:blipFill>
+                  <pic:spPr>
+                    <a:xfrm>
+                      <a:off x="0" y="0"/>
+                      <a:ext cx="5760720" cy="527050"/>
+                    </a:xfrm>
+                    <a:prstGeom prst="rect">
+                      <a:avLst/>
+                    </a:prstGeom>
+                  </pic:spPr>
+                </pic:pic>
+              </a:graphicData>
+            </a:graphic>
+          </wp:inline>
+        </w:drawing>
+      </w:r>
+    </w:p>
+    <w:p>
+      <w:pPr>
+        <w:rPr>
+          <w:lang w:val="en-IN"/>
+        </w:rPr>
+      </w:pPr>
     </w:p>
     <w:sectPr>
       <w:pgSz w:w="11906" w:h="16838"/>
@@ -967,6 +1397,7 @@
   <w:style w:type="character" w:default="1" w:styleId="Absatz-Standardschriftart">
     <w:name w:val="Default Paragraph Font"/>
     <w:uiPriority w:val="1"/>
+    <w:semiHidden/>
     <w:unhideWhenUsed/>
   </w:style>
   <w:style w:type="table" w:default="1" w:styleId="NormaleTabelle">
